--- a/Чёрненьких отчет практика 2026.docx
+++ b/Чёрненьких отчет практика 2026.docx
@@ -1327,6 +1327,12 @@
         </w:rPr>
         <w:t xml:space="preserve"> </w:t>
       </w:r>
+      <w:r>
+        <w:rPr>
+          <w:b w:val="0"/>
+        </w:rPr>
+        <w:t>реализовать программную часть сайта-справочника о языках мира и их типологии: сборку данных WALS, интерактивные таблицы, карту и графики, работающие без серверной части.</w:t>
+      </w:r>
     </w:p>
     <w:p>
       <w:pPr>
@@ -1405,7 +1411,7 @@
           <w:sz w:val="24"/>
           <w:szCs w:val="24"/>
         </w:rPr>
-        <w:t>,</w:t>
+        <w:t>собрать выборку из WALS CLDF (v2020.4) и сгенерировать JSON-таблицы data/languages.json и data/phonology.json скриптом build-data.js,</w:t>
       </w:r>
     </w:p>
     <w:p>
@@ -1436,7 +1442,7 @@
           <w:sz w:val="24"/>
           <w:szCs w:val="24"/>
         </w:rPr>
-        <w:t>,</w:t>
+        <w:t>реализовать интерактивные компоненты в js/main.js: Tabulator-таблицы для typology.html и phonology.html, Leaflet-карту, графики Chart.js,</w:t>
       </w:r>
     </w:p>
     <w:p>
@@ -1467,7 +1473,7 @@
           <w:sz w:val="24"/>
           <w:szCs w:val="24"/>
         </w:rPr>
-        <w:t>.</w:t>
+        <w:t>обеспечить работу сайта без серверной части и опубликовать его на GitHub Pages.</w:t>
       </w:r>
     </w:p>
     <w:p>
@@ -1608,6 +1614,12 @@
         </w:rPr>
         <w:t xml:space="preserve"> </w:t>
       </w:r>
+      <w:r>
+        <w:rPr>
+          <w:b w:val="0"/>
+        </w:rPr>
+        <w:t>воспроизводимая выборка из 1 614 языков и 224 семей в JSON; рабочие Tabulator-таблицы, Leaflet-карта и Chart.js-графики на всех страницах; опубликованная статическая версия сайта на GitHub Pages.</w:t>
+      </w:r>
     </w:p>
     <w:p>
       <w:pPr>
@@ -1971,6 +1983,12 @@
           <w:szCs w:val="28"/>
         </w:rPr>
         <w:t xml:space="preserve">Ф.И.О. </w:t>
+      </w:r>
+      <w:r>
+        <w:rPr>
+          <w:b/>
+        </w:rPr>
+        <w:t>Чёрненьких Егор</w:t>
       </w:r>
     </w:p>
     <w:p>
@@ -2639,7 +2657,7 @@
       </w:r>
       <w:r>
         <w:rPr/>
-        <w:t>27.04.2025 по 23.05.2025 г.</w:t>
+        <w:t>27.04.2026 по 23.05.2026 г.</w:t>
       </w:r>
     </w:p>
     <w:p>
@@ -3418,7 +3436,7 @@
             </w:pPr>
             <w:r>
               <w:rPr/>
-              <w:t>29.04.2025</w:t>
+              <w:t>29.04.2026</w:t>
             </w:r>
           </w:p>
         </w:tc>
@@ -3448,6 +3466,7 @@
                 <w:sz w:val="24"/>
                 <w:szCs w:val="24"/>
               </w:rPr>
+              <w:t>Изучение формата WALS CLDF (v2020.4); скачивание сырого дампа в data/raw/: languages.csv, parameters.csv, codes.csv, values.csv.</w:t>
             </w:r>
           </w:p>
         </w:tc>
@@ -3481,6 +3500,7 @@
                 <w:sz w:val="24"/>
                 <w:szCs w:val="24"/>
               </w:rPr>
+              <w:t>30.04.2026</w:t>
             </w:r>
           </w:p>
         </w:tc>
@@ -3510,6 +3530,7 @@
                 <w:sz w:val="24"/>
                 <w:szCs w:val="24"/>
               </w:rPr>
+              <w:t>Реализация build-data.js: парсинг CSV, фильтрация по FEATURE_MAP и PHONOLOGY_FEATURE_MAP, сортировка языков по алфавиту.</w:t>
             </w:r>
           </w:p>
         </w:tc>
@@ -3543,6 +3564,7 @@
                 <w:sz w:val="24"/>
                 <w:szCs w:val="24"/>
               </w:rPr>
+              <w:t>06.05.2026</w:t>
             </w:r>
           </w:p>
         </w:tc>
@@ -3572,6 +3594,7 @@
                 <w:sz w:val="24"/>
                 <w:szCs w:val="24"/>
               </w:rPr>
+              <w:t>Генерация data/languages.json и data/phonology.json; проверка заполненности признаков и итоговых n-выборок.</w:t>
             </w:r>
           </w:p>
         </w:tc>
@@ -3605,6 +3628,7 @@
                 <w:sz w:val="24"/>
                 <w:szCs w:val="24"/>
               </w:rPr>
+              <w:t>07.05.2026</w:t>
             </w:r>
           </w:p>
         </w:tc>
@@ -3634,6 +3658,7 @@
                 <w:sz w:val="24"/>
                 <w:szCs w:val="24"/>
               </w:rPr>
+              <w:t>Tabulator-таблица на typology.html: колонки по признакам WALS 81A, 22A, 49A, 31A, 13A, 77A; пагинация и сортировка.</w:t>
             </w:r>
           </w:p>
         </w:tc>
@@ -3667,6 +3692,7 @@
                 <w:sz w:val="24"/>
                 <w:szCs w:val="24"/>
               </w:rPr>
+              <w:t>12.05.2026</w:t>
             </w:r>
           </w:p>
         </w:tc>
@@ -3696,6 +3722,7 @@
                 <w:sz w:val="24"/>
                 <w:szCs w:val="24"/>
               </w:rPr>
+              <w:t>Tabulator-таблица на phonology.html: признаки 1A, 2A, 13A; общий механизм поиска по строкам.</w:t>
             </w:r>
           </w:p>
         </w:tc>
@@ -3729,6 +3756,7 @@
                 <w:sz w:val="24"/>
                 <w:szCs w:val="24"/>
               </w:rPr>
+              <w:t>13.05.2026</w:t>
             </w:r>
           </w:p>
         </w:tc>
@@ -3758,6 +3786,7 @@
                 <w:sz w:val="24"/>
                 <w:szCs w:val="24"/>
               </w:rPr>
+              <w:t>Leaflet-карта на map.html: тайлы OpenStreetMap, маркеры по координатам, попапы, раскраска по макроареалам.</w:t>
             </w:r>
           </w:p>
         </w:tc>
@@ -3791,6 +3820,7 @@
                 <w:sz w:val="24"/>
                 <w:szCs w:val="24"/>
               </w:rPr>
+              <w:t>14.05.2026</w:t>
             </w:r>
           </w:p>
         </w:tc>
@@ -3820,6 +3850,7 @@
                 <w:sz w:val="24"/>
                 <w:szCs w:val="24"/>
               </w:rPr>
+              <w:t>Графики Chart.js: families.html — топ-15 языков; stats.html — порядок слов и морфология.</w:t>
             </w:r>
           </w:p>
         </w:tc>
@@ -3853,6 +3884,7 @@
                 <w:sz w:val="24"/>
                 <w:szCs w:val="24"/>
               </w:rPr>
+              <w:t>15.05.2026</w:t>
             </w:r>
           </w:p>
         </w:tc>
@@ -3882,6 +3914,7 @@
                 <w:sz w:val="24"/>
                 <w:szCs w:val="24"/>
               </w:rPr>
+              <w:t>Переводы значений WALS на русский в js/main.js; согласование подписей с интерфейсом и таблицами.</w:t>
             </w:r>
           </w:p>
         </w:tc>
@@ -3915,6 +3948,7 @@
                 <w:sz w:val="24"/>
                 <w:szCs w:val="24"/>
               </w:rPr>
+              <w:t>19.05.2026</w:t>
             </w:r>
           </w:p>
         </w:tc>
@@ -3944,6 +3978,7 @@
                 <w:sz w:val="24"/>
                 <w:szCs w:val="24"/>
               </w:rPr>
+              <w:t>Фактчекинг данных и интерфейса: исправление кода 30A → 31A, перепроверка значений n в §02 на index.html.</w:t>
             </w:r>
           </w:p>
         </w:tc>
@@ -3977,6 +4012,7 @@
                 <w:sz w:val="24"/>
                 <w:szCs w:val="24"/>
               </w:rPr>
+              <w:t>20.05.2026</w:t>
             </w:r>
           </w:p>
         </w:tc>
@@ -4006,6 +4042,7 @@
                 <w:sz w:val="24"/>
                 <w:szCs w:val="24"/>
               </w:rPr>
+              <w:t>Настройка публикации на GitHub Pages; проверка работы fetch("data/…json") на хостинге.</w:t>
             </w:r>
           </w:p>
         </w:tc>
@@ -4039,6 +4076,7 @@
                 <w:sz w:val="24"/>
                 <w:szCs w:val="24"/>
               </w:rPr>
+              <w:t>22.05.2026</w:t>
             </w:r>
           </w:p>
         </w:tc>
@@ -4068,6 +4106,7 @@
                 <w:sz w:val="24"/>
                 <w:szCs w:val="24"/>
               </w:rPr>
+              <w:t>Финальное регрессионное тестирование всех страниц, исправление багов в инициализации компонентов.</w:t>
             </w:r>
           </w:p>
         </w:tc>
@@ -4618,6 +4657,7 @@
           <w:i/>
           <w:highlight w:val="white"/>
         </w:rPr>
+        <w:t>В ходе практики изучен формат WALS CLDF (CSV-дамп v2020.4: languages, parameters, codes, values), документация Chart.js 4, Leaflet и Tabulator, а также принципы построения статических сайтов с предварительной сборкой данных. Освоен подход «исходные CSV → JSON-выборка → интерфейс»: скрипт build-data.js парсит сырые данные, оставляет только нужные признаки (FEATURE_MAP и PHONOLOGY_FEATURE_MAP) и пишет результат в data/languages.json и data/phonology.json.</w:t>
       </w:r>
     </w:p>
     <w:p>
@@ -4634,39 +4674,41 @@
         <w:rPr>
           <w:highlight w:val="white"/>
         </w:rPr>
-        <w:t xml:space="preserve"> </w:t>
-      </w:r>
-    </w:p>
-    <w:p>
-      <w:pPr>
-        <w:pStyle w:val="Normal"/>
-        <w:shd w:val="clear" w:color="auto" w:fill="FFFFFF"/>
-        <w:spacing w:lineRule="auto" w:line="240"/>
-        <w:jc w:val="center"/>
-        <w:rPr>
-          <w:highlight w:val="white"/>
-        </w:rPr>
-      </w:pPr>
-      <w:r>
-        <w:rPr>
-          <w:highlight w:val="white"/>
-        </w:rPr>
-      </w:r>
-    </w:p>
-    <w:p>
-      <w:pPr>
-        <w:pStyle w:val="Normal"/>
-        <w:shd w:val="clear" w:color="auto" w:fill="FFFFFF"/>
-        <w:spacing w:lineRule="auto" w:line="240"/>
-        <w:jc w:val="center"/>
-        <w:rPr>
-          <w:highlight w:val="white"/>
-        </w:rPr>
-      </w:pPr>
-      <w:r>
-        <w:rPr>
-          <w:highlight w:val="white"/>
-        </w:rPr>
+        <w:t>Методологическая основа работы — статический сайт без серверной части и без npm-зависимостей: внешние библиотеки подключаются с CDN, данные загружаются через fetch на этапе отображения страницы. В js/main.js реализованы Tabulator-таблицы с поиском (typology.html — признаки 81A, 22A, 49A, 31A, 13A, 77A; phonology.html — 1A, 2A, 13A), Leaflet-карта с маркерами по координатам и раскраской по макроареалам, Chart.js-графики (families.html — топ-15 языков; stats.html — порядок слов и морфология).</w:t>
+      </w:r>
+    </w:p>
+    <w:p>
+      <w:pPr>
+        <w:pStyle w:val="Normal"/>
+        <w:shd w:val="clear" w:color="auto" w:fill="FFFFFF"/>
+        <w:spacing w:lineRule="auto" w:line="240"/>
+        <w:jc w:val="center"/>
+        <w:rPr>
+          <w:highlight w:val="white"/>
+        </w:rPr>
+      </w:pPr>
+      <w:r>
+        <w:rPr>
+          <w:highlight w:val="white"/>
+        </w:rPr>
+        <w:t>Основные положения: 1) разделение «данные → JSON → интерфейс» упрощает обновление выборки — достаточно перегенерировать JSON; 2) подключение библиотек с CDN снимает необходимость в сборщиках и делает публикацию на GitHub Pages тривиальной; 3) предварительная фильтрация данных в build-data.js делает фронтенд-код предсказуемым и быстрым.</w:t>
+      </w:r>
+    </w:p>
+    <w:p>
+      <w:pPr>
+        <w:pStyle w:val="Normal"/>
+        <w:shd w:val="clear" w:color="auto" w:fill="FFFFFF"/>
+        <w:spacing w:lineRule="auto" w:line="240"/>
+        <w:jc w:val="center"/>
+        <w:rPr>
+          <w:highlight w:val="white"/>
+        </w:rPr>
+      </w:pPr>
+      <w:r>
+        <w:rPr>
+          <w:highlight w:val="white"/>
+        </w:rPr>
+        <w:t>Заключительные выводы: получена воспроизводимая выборка из 1 614 языков и 224 семей и изолятов; реализованы все интерактивные компоненты сайта; сайт опубликован на GitHub Pages и работает полностью без серверной части.</w:t>
       </w:r>
     </w:p>
     <w:p>
